--- a/downloads/teacher/04 Units/Unit 07 - Capstone - Launch Career Readiness and FACS Shark Tank/Calendar 07.docx
+++ b/downloads/teacher/04 Units/Unit 07 - Capstone - Launch Career Readiness and FACS Shark Tank/Calendar 07.docx
@@ -1319,7 +1319,7 @@
         <w:t xml:space="preserve"> </w:t>
       </w:r>
       <w:r>
-        <w:t xml:space="preserve">the two-minute conference with every student, which is the single most valuable fifteen minutes in Topic 7.1 and the reason more than eighty-seven students at Brentwood finished a resume instead of starting one. Last for a reason.</w:t>
+        <w:t xml:space="preserve">the two-minute conference with every student, which is the single most valuable fifteen minutes in Topic 7.1 and the reason more than eighty-seven of my students finished a resume instead of starting one. Last for a reason.</w:t>
       </w:r>
     </w:p>
     <w:p>
